--- a/Yifat Aran CV 2026 September 25.docx
+++ b/Yifat Aran CV 2026 September 25.docx
@@ -704,7 +704,7 @@
           <w:rFonts w:ascii="Garamond" w:hAnsi="Garamond"/>
           <w:color w:val="000000" w:themeColor="text1"/>
         </w:rPr>
-        <w:t>Venture-backed startups account for roughly half of U.S. IPOs and drive a disproportionate share of innovation, job creation, and market disruption globally. Yet the legal and institutional frameworks governing these firms remain poorly understood. My scholarship addresses this gap by integrating doctrinal legal analysis, empirical methods, and insights from finance, behavioral economics, and organizational theory to show how law, business models, and market practices jointly shape firm formation, growth, governance, and the distribution of entrepreneurial wealth.</w:t>
+        <w:t>Venture-backed startups account for roughly half of U.S. IPOs and drive a disproportionate share of innovation, job creation, and market disruption globally. Yet the legal and institutional frameworks governing these firms remain undertheorized. My scholarship addresses this gap by integrating doctrinal legal analysis, empirical methods, and insights from finance, behavioral economics, and organizational theory to show how law, business models, and market practices jointly shape firm formation, growth, governance, and the distribution of entrepreneurial wealth.</w:t>
       </w:r>
     </w:p>
     <w:p>

--- a/Yifat Aran CV 2026 September 25.docx
+++ b/Yifat Aran CV 2026 September 25.docx
@@ -3810,7 +3810,7 @@
           <w:rFonts w:ascii="Garamond" w:hAnsi="Garamond"/>
           <w:color w:val="000000" w:themeColor="text1"/>
         </w:rPr>
-        <w:t>LEA Retreat, Vanderbilt University</w:t>
+        <w:t>Law and Entrepreneurship Association (LEA) Retreat, Vanderbilt University</w:t>
       </w:r>
     </w:p>
     <w:p>
@@ -3935,7 +3935,7 @@
           <w:rFonts w:ascii="Garamond" w:hAnsi="Garamond"/>
           <w:color w:val="000000" w:themeColor="text1"/>
         </w:rPr>
-        <w:t>LEA Retreat, University of Pennsylvania</w:t>
+        <w:t>Law and Entrepreneurship Association (LEA) Retreat, University of Pennsylvania</w:t>
       </w:r>
     </w:p>
     <w:p>
